--- a/lab1/Задание 1. Шахов Скобялко.docx
+++ b/lab1/Задание 1. Шахов Скобялко.docx
@@ -4344,6 +4344,7 @@
         <w:spacing w:before="0" w:beforeAutospacing="0" w:after="0" w:afterAutospacing="0" w:line="320" w:lineRule="exact"/>
         <w:rPr>
           <w:rFonts w:ascii="Times New Roman" w:hAnsi="Times New Roman"/>
+          <w:lang w:val="en-US"/>
         </w:rPr>
       </w:pPr>
       <w:r>
@@ -4356,9 +4357,37 @@
       <w:r>
         <w:rPr>
           <w:rFonts w:ascii="Times New Roman" w:hAnsi="Times New Roman"/>
-        </w:rPr>
-        <w:t xml:space="preserve"> "Результат вычитания: $</w:t>
-      </w:r>
+          <w:lang w:val="en-US"/>
+        </w:rPr>
+        <w:t xml:space="preserve"> "</w:t>
+      </w:r>
+      <w:r>
+        <w:rPr>
+          <w:rFonts w:ascii="Times New Roman" w:hAnsi="Times New Roman"/>
+        </w:rPr>
+        <w:t>Результат</w:t>
+      </w:r>
+      <w:r>
+        <w:rPr>
+          <w:rFonts w:ascii="Times New Roman" w:hAnsi="Times New Roman"/>
+          <w:lang w:val="en-US"/>
+        </w:rPr>
+        <w:t xml:space="preserve"> </w:t>
+      </w:r>
+      <w:r>
+        <w:rPr>
+          <w:rFonts w:ascii="Times New Roman" w:hAnsi="Times New Roman"/>
+        </w:rPr>
+        <w:t>вычитания</w:t>
+      </w:r>
+      <w:r>
+        <w:rPr>
+          <w:rFonts w:ascii="Times New Roman" w:hAnsi="Times New Roman"/>
+          <w:lang w:val="en-US"/>
+        </w:rPr>
+        <w:t>: $</w:t>
+      </w:r>
+      <w:proofErr w:type="spellStart"/>
       <w:r>
         <w:rPr>
           <w:rFonts w:ascii="Times New Roman" w:hAnsi="Times New Roman"/>
@@ -4369,6 +4398,7 @@
       <w:r>
         <w:rPr>
           <w:rFonts w:ascii="Times New Roman" w:hAnsi="Times New Roman"/>
+          <w:lang w:val="en-US"/>
         </w:rPr>
         <w:t>_</w:t>
       </w:r>
@@ -4379,9 +4409,11 @@
         </w:rPr>
         <w:t>res</w:t>
       </w:r>
-      <w:r>
-        <w:rPr>
-          <w:rFonts w:ascii="Times New Roman" w:hAnsi="Times New Roman"/>
+      <w:proofErr w:type="spellEnd"/>
+      <w:r>
+        <w:rPr>
+          <w:rFonts w:ascii="Times New Roman" w:hAnsi="Times New Roman"/>
+          <w:lang w:val="en-US"/>
         </w:rPr>
         <w:t>\</w:t>
       </w:r>
@@ -4395,6 +4427,7 @@
       <w:r>
         <w:rPr>
           <w:rFonts w:ascii="Times New Roman" w:hAnsi="Times New Roman"/>
+          <w:lang w:val="en-US"/>
         </w:rPr>
         <w:t>";</w:t>
       </w:r>
@@ -4404,20 +4437,22 @@
         <w:spacing w:before="0" w:beforeAutospacing="0" w:after="0" w:afterAutospacing="0" w:line="320" w:lineRule="exact"/>
         <w:rPr>
           <w:rFonts w:ascii="Times New Roman" w:hAnsi="Times New Roman"/>
-        </w:rPr>
-      </w:pPr>
-    </w:p>
-    <w:p>
-      <w:pPr>
-        <w:spacing w:before="0" w:beforeAutospacing="0" w:after="0" w:afterAutospacing="0" w:line="320" w:lineRule="exact"/>
-        <w:rPr>
-          <w:rFonts w:ascii="Times New Roman" w:hAnsi="Times New Roman"/>
-          <w:lang w:val="en-US"/>
-        </w:rPr>
-      </w:pPr>
-      <w:r>
-        <w:rPr>
-          <w:rFonts w:ascii="Times New Roman" w:hAnsi="Times New Roman"/>
+          <w:lang w:val="en-US"/>
+        </w:rPr>
+      </w:pPr>
+    </w:p>
+    <w:p>
+      <w:pPr>
+        <w:spacing w:before="0" w:beforeAutospacing="0" w:after="0" w:afterAutospacing="0" w:line="320" w:lineRule="exact"/>
+        <w:rPr>
+          <w:rFonts w:ascii="Times New Roman" w:hAnsi="Times New Roman"/>
+          <w:lang w:val="en-US"/>
+        </w:rPr>
+      </w:pPr>
+      <w:r>
+        <w:rPr>
+          <w:rFonts w:ascii="Times New Roman" w:hAnsi="Times New Roman"/>
+          <w:lang w:val="en-US"/>
         </w:rPr>
         <w:t xml:space="preserve">    </w:t>
       </w:r>
@@ -18824,103 +18859,14 @@
           <w:rFonts w:ascii="Times New Roman" w:hAnsi="Times New Roman"/>
         </w:rPr>
         <w:lastRenderedPageBreak/>
-        <w:t xml:space="preserve">Программа-парсер написана на языке </w:t>
-      </w:r>
-      <w:r>
-        <w:rPr>
-          <w:rFonts w:ascii="Times New Roman" w:hAnsi="Times New Roman"/>
-          <w:lang w:val="en-US"/>
-        </w:rPr>
-        <w:t>Python</w:t>
-      </w:r>
-      <w:r>
-        <w:rPr>
-          <w:rFonts w:ascii="Times New Roman" w:hAnsi="Times New Roman"/>
-        </w:rPr>
-        <w:t xml:space="preserve"> </w:t>
-      </w:r>
-      <w:r>
-        <w:rPr>
-          <w:rFonts w:ascii="Times New Roman" w:hAnsi="Times New Roman"/>
-        </w:rPr>
-        <w:t xml:space="preserve">с помощью библиотеки </w:t>
-      </w:r>
-      <w:proofErr w:type="spellStart"/>
-      <w:r>
-        <w:rPr>
-          <w:rFonts w:ascii="Times New Roman" w:hAnsi="Times New Roman"/>
-          <w:lang w:val="en-US"/>
-        </w:rPr>
-        <w:t>tkinter</w:t>
-      </w:r>
-      <w:proofErr w:type="spellEnd"/>
-      <w:r>
-        <w:rPr>
-          <w:rFonts w:ascii="Times New Roman" w:hAnsi="Times New Roman"/>
-        </w:rPr>
-        <w:t xml:space="preserve">. Результатом работы программы является вывод таблицы операторов и операндов, а также результата расчета базовых и расширенных метрик Холстеда. </w:t>
-      </w:r>
-      <w:r>
-        <w:rPr>
-          <w:rFonts w:ascii="Times New Roman" w:hAnsi="Times New Roman"/>
-        </w:rPr>
-        <w:t>Результат работы программы представлен на рисунках 1</w:t>
-      </w:r>
-      <w:r>
-        <w:rPr>
-          <w:rFonts w:ascii="Times New Roman" w:hAnsi="Times New Roman"/>
-        </w:rPr>
-        <w:t>-4</w:t>
-      </w:r>
-      <w:r>
-        <w:rPr>
-          <w:rFonts w:ascii="Times New Roman" w:hAnsi="Times New Roman"/>
-        </w:rPr>
-        <w:t>.</w:t>
-      </w:r>
-      <w:r>
-        <w:rPr>
-          <w:rFonts w:ascii="Times New Roman" w:hAnsi="Times New Roman"/>
-        </w:rPr>
-        <w:t xml:space="preserve"> </w:t>
-      </w:r>
-    </w:p>
-    <w:p>
-      <w:pPr>
-        <w:spacing w:before="0" w:beforeAutospacing="0" w:after="0" w:afterAutospacing="0" w:line="320" w:lineRule="exact"/>
-        <w:jc w:val="both"/>
-        <w:rPr>
-          <w:rFonts w:ascii="Times New Roman" w:hAnsi="Times New Roman"/>
-        </w:rPr>
-      </w:pPr>
-    </w:p>
-    <w:p>
-      <w:pPr>
-        <w:spacing w:before="0" w:beforeAutospacing="0" w:after="0" w:afterAutospacing="0" w:line="320" w:lineRule="exact"/>
-        <w:rPr>
-          <w:rFonts w:ascii="Times New Roman" w:hAnsi="Times New Roman"/>
-        </w:rPr>
-      </w:pPr>
-    </w:p>
-    <w:p>
-      <w:pPr>
-        <w:spacing w:before="0" w:beforeAutospacing="0" w:after="0" w:afterAutospacing="0" w:line="320" w:lineRule="exact"/>
-        <w:rPr>
-          <w:rFonts w:ascii="Times New Roman" w:hAnsi="Times New Roman"/>
-        </w:rPr>
-      </w:pPr>
-      <w:r>
-        <w:rPr>
-          <w:rFonts w:ascii="Times New Roman" w:hAnsi="Times New Roman"/>
-        </w:rPr>
         <w:drawing>
-          <wp:anchor distT="0" distB="0" distL="114300" distR="114300" simplePos="0" relativeHeight="251658240" behindDoc="0" locked="0" layoutInCell="1" allowOverlap="1" wp14:anchorId="63A547D8" wp14:editId="5DC4BC04">
+          <wp:anchor distT="0" distB="0" distL="114300" distR="114300" simplePos="0" relativeHeight="251662336" behindDoc="0" locked="0" layoutInCell="1" allowOverlap="1" wp14:anchorId="41E92D31" wp14:editId="46223B2C">
             <wp:simplePos x="0" y="0"/>
             <wp:positionH relativeFrom="column">
-              <wp:posOffset>-88633</wp:posOffset>
+              <wp:posOffset>-98425</wp:posOffset>
             </wp:positionH>
             <wp:positionV relativeFrom="paragraph">
-              <wp:posOffset>387172</wp:posOffset>
+              <wp:posOffset>914363</wp:posOffset>
             </wp:positionV>
             <wp:extent cx="5940425" cy="4754245"/>
             <wp:effectExtent l="0" t="0" r="3175" b="8255"/>
@@ -18963,6 +18909,78 @@
           </wp:anchor>
         </w:drawing>
       </w:r>
+      <w:r>
+        <w:rPr>
+          <w:rFonts w:ascii="Times New Roman" w:hAnsi="Times New Roman"/>
+        </w:rPr>
+        <w:t xml:space="preserve">Программа-парсер написана на языке </w:t>
+      </w:r>
+      <w:r>
+        <w:rPr>
+          <w:rFonts w:ascii="Times New Roman" w:hAnsi="Times New Roman"/>
+          <w:lang w:val="en-US"/>
+        </w:rPr>
+        <w:t>Python</w:t>
+      </w:r>
+      <w:r>
+        <w:rPr>
+          <w:rFonts w:ascii="Times New Roman" w:hAnsi="Times New Roman"/>
+        </w:rPr>
+        <w:t xml:space="preserve"> </w:t>
+      </w:r>
+      <w:r>
+        <w:rPr>
+          <w:rFonts w:ascii="Times New Roman" w:hAnsi="Times New Roman"/>
+        </w:rPr>
+        <w:t xml:space="preserve">с помощью библиотеки </w:t>
+      </w:r>
+      <w:proofErr w:type="spellStart"/>
+      <w:r>
+        <w:rPr>
+          <w:rFonts w:ascii="Times New Roman" w:hAnsi="Times New Roman"/>
+          <w:lang w:val="en-US"/>
+        </w:rPr>
+        <w:t>tkinter</w:t>
+      </w:r>
+      <w:proofErr w:type="spellEnd"/>
+      <w:r>
+        <w:rPr>
+          <w:rFonts w:ascii="Times New Roman" w:hAnsi="Times New Roman"/>
+        </w:rPr>
+        <w:t xml:space="preserve">. Результатом работы программы является вывод таблицы операторов и операндов, а также результата расчета базовых и расширенных метрик Холстеда. </w:t>
+      </w:r>
+      <w:r>
+        <w:rPr>
+          <w:rFonts w:ascii="Times New Roman" w:hAnsi="Times New Roman"/>
+        </w:rPr>
+        <w:t>Результат работы программы представлен на рисунках 1</w:t>
+      </w:r>
+      <w:r>
+        <w:rPr>
+          <w:rFonts w:ascii="Times New Roman" w:hAnsi="Times New Roman"/>
+        </w:rPr>
+        <w:t>-4</w:t>
+      </w:r>
+      <w:r>
+        <w:rPr>
+          <w:rFonts w:ascii="Times New Roman" w:hAnsi="Times New Roman"/>
+        </w:rPr>
+        <w:t>.</w:t>
+      </w:r>
+      <w:r>
+        <w:rPr>
+          <w:rFonts w:ascii="Times New Roman" w:hAnsi="Times New Roman"/>
+        </w:rPr>
+        <w:t xml:space="preserve"> </w:t>
+      </w:r>
+    </w:p>
+    <w:p>
+      <w:pPr>
+        <w:spacing w:before="0" w:beforeAutospacing="0" w:after="0" w:afterAutospacing="0" w:line="320" w:lineRule="exact"/>
+        <w:rPr>
+          <w:rFonts w:ascii="Times New Roman" w:hAnsi="Times New Roman"/>
+        </w:rPr>
+      </w:pPr>
     </w:p>
     <w:p>
       <w:pPr>
@@ -19038,24 +19056,6 @@
     <w:p>
       <w:pPr>
         <w:spacing w:before="0" w:beforeAutospacing="0" w:after="0" w:afterAutospacing="0" w:line="320" w:lineRule="exact"/>
-        <w:rPr>
-          <w:rFonts w:ascii="Times New Roman" w:hAnsi="Times New Roman"/>
-        </w:rPr>
-      </w:pPr>
-    </w:p>
-    <w:p>
-      <w:pPr>
-        <w:spacing w:before="0" w:beforeAutospacing="0" w:after="0" w:afterAutospacing="0" w:line="320" w:lineRule="exact"/>
-        <w:jc w:val="center"/>
-        <w:rPr>
-          <w:rFonts w:ascii="Times New Roman" w:hAnsi="Times New Roman"/>
-        </w:rPr>
-      </w:pPr>
-    </w:p>
-    <w:p>
-      <w:pPr>
-        <w:spacing w:before="0" w:beforeAutospacing="0" w:after="0" w:afterAutospacing="0" w:line="320" w:lineRule="exact"/>
-        <w:jc w:val="center"/>
         <w:rPr>
           <w:rFonts w:ascii="Times New Roman" w:hAnsi="Times New Roman"/>
         </w:rPr>
@@ -19110,18 +19110,18 @@
         </w:rPr>
         <w:lastRenderedPageBreak/>
         <w:drawing>
-          <wp:anchor distT="0" distB="0" distL="114300" distR="114300" simplePos="0" relativeHeight="251659264" behindDoc="0" locked="0" layoutInCell="1" allowOverlap="1" wp14:anchorId="223B310D" wp14:editId="5D9C383C">
+          <wp:anchor distT="0" distB="0" distL="114300" distR="114300" simplePos="0" relativeHeight="251663360" behindDoc="0" locked="0" layoutInCell="1" allowOverlap="1" wp14:anchorId="57A51347" wp14:editId="74B8C65D">
             <wp:simplePos x="0" y="0"/>
             <wp:positionH relativeFrom="column">
-              <wp:posOffset>2216</wp:posOffset>
+              <wp:posOffset>-3810</wp:posOffset>
             </wp:positionH>
             <wp:positionV relativeFrom="paragraph">
-              <wp:posOffset>7698</wp:posOffset>
+              <wp:posOffset>299</wp:posOffset>
             </wp:positionV>
-            <wp:extent cx="5940425" cy="3227705"/>
-            <wp:effectExtent l="0" t="0" r="3175" b="0"/>
-            <wp:wrapSquare wrapText="bothSides"/>
-            <wp:docPr id="9" name="Рисунок 9"/>
+            <wp:extent cx="5940425" cy="4204970"/>
+            <wp:effectExtent l="0" t="0" r="3175" b="5080"/>
+            <wp:wrapTopAndBottom/>
+            <wp:docPr id="2" name="Рисунок 2"/>
             <wp:cNvGraphicFramePr>
               <a:graphicFrameLocks xmlns:a="http://schemas.openxmlformats.org/drawingml/2006/main" noChangeAspect="1"/>
             </wp:cNvGraphicFramePr>
@@ -19147,7 +19147,7 @@
                   <pic:spPr>
                     <a:xfrm>
                       <a:off x="0" y="0"/>
-                      <a:ext cx="5940425" cy="3227705"/>
+                      <a:ext cx="5940425" cy="4204970"/>
                     </a:xfrm>
                     <a:prstGeom prst="rect">
                       <a:avLst/>
@@ -19163,14 +19163,6 @@
     <w:p>
       <w:pPr>
         <w:spacing w:before="0" w:beforeAutospacing="0" w:after="0" w:afterAutospacing="0" w:line="320" w:lineRule="exact"/>
-        <w:rPr>
-          <w:rFonts w:ascii="Times New Roman" w:hAnsi="Times New Roman"/>
-        </w:rPr>
-      </w:pPr>
-    </w:p>
-    <w:p>
-      <w:pPr>
-        <w:spacing w:before="0" w:beforeAutospacing="0" w:after="0" w:afterAutospacing="0" w:line="320" w:lineRule="exact"/>
         <w:jc w:val="center"/>
         <w:rPr>
           <w:rFonts w:ascii="Times New Roman" w:hAnsi="Times New Roman"/>
@@ -19191,23 +19183,200 @@
           <w:rFonts w:ascii="Times New Roman" w:hAnsi="Times New Roman"/>
         </w:rPr>
       </w:pPr>
-      <w:r>
-        <w:rPr>
-          <w:rFonts w:ascii="Times New Roman" w:hAnsi="Times New Roman"/>
-        </w:rPr>
+    </w:p>
+    <w:p>
+      <w:pPr>
+        <w:spacing w:before="0" w:beforeAutospacing="0" w:after="0" w:afterAutospacing="0" w:line="320" w:lineRule="exact"/>
+        <w:rPr>
+          <w:rFonts w:ascii="Times New Roman" w:hAnsi="Times New Roman"/>
+        </w:rPr>
+      </w:pPr>
+    </w:p>
+    <w:p>
+      <w:pPr>
+        <w:spacing w:before="0" w:beforeAutospacing="0" w:after="0" w:afterAutospacing="0" w:line="320" w:lineRule="exact"/>
+        <w:rPr>
+          <w:rFonts w:ascii="Times New Roman" w:hAnsi="Times New Roman"/>
+        </w:rPr>
+      </w:pPr>
+    </w:p>
+    <w:p>
+      <w:pPr>
+        <w:spacing w:before="0" w:beforeAutospacing="0" w:after="0" w:afterAutospacing="0" w:line="320" w:lineRule="exact"/>
+        <w:rPr>
+          <w:rFonts w:ascii="Times New Roman" w:hAnsi="Times New Roman"/>
+        </w:rPr>
+      </w:pPr>
+    </w:p>
+    <w:p>
+      <w:pPr>
+        <w:spacing w:before="0" w:beforeAutospacing="0" w:after="0" w:afterAutospacing="0" w:line="320" w:lineRule="exact"/>
+        <w:rPr>
+          <w:rFonts w:ascii="Times New Roman" w:hAnsi="Times New Roman"/>
+        </w:rPr>
+      </w:pPr>
+    </w:p>
+    <w:p>
+      <w:pPr>
+        <w:spacing w:before="0" w:beforeAutospacing="0" w:after="0" w:afterAutospacing="0" w:line="320" w:lineRule="exact"/>
+        <w:rPr>
+          <w:rFonts w:ascii="Times New Roman" w:hAnsi="Times New Roman"/>
+        </w:rPr>
+      </w:pPr>
+    </w:p>
+    <w:p>
+      <w:pPr>
+        <w:spacing w:before="0" w:beforeAutospacing="0" w:after="0" w:afterAutospacing="0" w:line="320" w:lineRule="exact"/>
+        <w:rPr>
+          <w:rFonts w:ascii="Times New Roman" w:hAnsi="Times New Roman"/>
+        </w:rPr>
+      </w:pPr>
+    </w:p>
+    <w:p>
+      <w:pPr>
+        <w:spacing w:before="0" w:beforeAutospacing="0" w:after="0" w:afterAutospacing="0" w:line="320" w:lineRule="exact"/>
+        <w:rPr>
+          <w:rFonts w:ascii="Times New Roman" w:hAnsi="Times New Roman"/>
+        </w:rPr>
+      </w:pPr>
+    </w:p>
+    <w:p>
+      <w:pPr>
+        <w:spacing w:before="0" w:beforeAutospacing="0" w:after="0" w:afterAutospacing="0" w:line="320" w:lineRule="exact"/>
+        <w:rPr>
+          <w:rFonts w:ascii="Times New Roman" w:hAnsi="Times New Roman"/>
+        </w:rPr>
+      </w:pPr>
+    </w:p>
+    <w:p>
+      <w:pPr>
+        <w:spacing w:before="0" w:beforeAutospacing="0" w:after="0" w:afterAutospacing="0" w:line="320" w:lineRule="exact"/>
+        <w:rPr>
+          <w:rFonts w:ascii="Times New Roman" w:hAnsi="Times New Roman"/>
+        </w:rPr>
+      </w:pPr>
+    </w:p>
+    <w:p>
+      <w:pPr>
+        <w:spacing w:before="0" w:beforeAutospacing="0" w:after="0" w:afterAutospacing="0" w:line="320" w:lineRule="exact"/>
+        <w:rPr>
+          <w:rFonts w:ascii="Times New Roman" w:hAnsi="Times New Roman"/>
+        </w:rPr>
+      </w:pPr>
+    </w:p>
+    <w:p>
+      <w:pPr>
+        <w:spacing w:before="0" w:beforeAutospacing="0" w:after="0" w:afterAutospacing="0" w:line="320" w:lineRule="exact"/>
+        <w:rPr>
+          <w:rFonts w:ascii="Times New Roman" w:hAnsi="Times New Roman"/>
+        </w:rPr>
+      </w:pPr>
+    </w:p>
+    <w:p>
+      <w:pPr>
+        <w:spacing w:before="0" w:beforeAutospacing="0" w:after="0" w:afterAutospacing="0" w:line="320" w:lineRule="exact"/>
+        <w:rPr>
+          <w:rFonts w:ascii="Times New Roman" w:hAnsi="Times New Roman"/>
+        </w:rPr>
+      </w:pPr>
+    </w:p>
+    <w:p>
+      <w:pPr>
+        <w:spacing w:before="0" w:beforeAutospacing="0" w:after="0" w:afterAutospacing="0" w:line="320" w:lineRule="exact"/>
+        <w:rPr>
+          <w:rFonts w:ascii="Times New Roman" w:hAnsi="Times New Roman"/>
+        </w:rPr>
+      </w:pPr>
+    </w:p>
+    <w:p>
+      <w:pPr>
+        <w:spacing w:before="0" w:beforeAutospacing="0" w:after="0" w:afterAutospacing="0" w:line="320" w:lineRule="exact"/>
+        <w:rPr>
+          <w:rFonts w:ascii="Times New Roman" w:hAnsi="Times New Roman"/>
+        </w:rPr>
+      </w:pPr>
+    </w:p>
+    <w:p>
+      <w:pPr>
+        <w:spacing w:before="0" w:beforeAutospacing="0" w:after="0" w:afterAutospacing="0" w:line="320" w:lineRule="exact"/>
+        <w:rPr>
+          <w:rFonts w:ascii="Times New Roman" w:hAnsi="Times New Roman"/>
+        </w:rPr>
+      </w:pPr>
+    </w:p>
+    <w:p>
+      <w:pPr>
+        <w:spacing w:before="0" w:beforeAutospacing="0" w:after="0" w:afterAutospacing="0" w:line="320" w:lineRule="exact"/>
+        <w:rPr>
+          <w:rFonts w:ascii="Times New Roman" w:hAnsi="Times New Roman"/>
+        </w:rPr>
+      </w:pPr>
+    </w:p>
+    <w:p>
+      <w:pPr>
+        <w:spacing w:before="0" w:beforeAutospacing="0" w:after="0" w:afterAutospacing="0" w:line="320" w:lineRule="exact"/>
+        <w:rPr>
+          <w:rFonts w:ascii="Times New Roman" w:hAnsi="Times New Roman"/>
+        </w:rPr>
+      </w:pPr>
+    </w:p>
+    <w:p>
+      <w:pPr>
+        <w:spacing w:before="0" w:beforeAutospacing="0" w:after="0" w:afterAutospacing="0" w:line="320" w:lineRule="exact"/>
+        <w:rPr>
+          <w:rFonts w:ascii="Times New Roman" w:hAnsi="Times New Roman"/>
+        </w:rPr>
+      </w:pPr>
+    </w:p>
+    <w:p>
+      <w:pPr>
+        <w:spacing w:before="0" w:beforeAutospacing="0" w:after="0" w:afterAutospacing="0" w:line="320" w:lineRule="exact"/>
+        <w:rPr>
+          <w:rFonts w:ascii="Times New Roman" w:hAnsi="Times New Roman"/>
+        </w:rPr>
+      </w:pPr>
+    </w:p>
+    <w:p>
+      <w:pPr>
+        <w:spacing w:before="0" w:beforeAutospacing="0" w:after="0" w:afterAutospacing="0" w:line="320" w:lineRule="exact"/>
+        <w:rPr>
+          <w:rFonts w:ascii="Times New Roman" w:hAnsi="Times New Roman"/>
+        </w:rPr>
+      </w:pPr>
+    </w:p>
+    <w:p>
+      <w:pPr>
+        <w:spacing w:before="0" w:beforeAutospacing="0" w:after="0" w:afterAutospacing="0" w:line="320" w:lineRule="exact"/>
+        <w:rPr>
+          <w:rFonts w:ascii="Times New Roman" w:hAnsi="Times New Roman"/>
+        </w:rPr>
+      </w:pPr>
+    </w:p>
+    <w:p>
+      <w:pPr>
+        <w:spacing w:before="0" w:beforeAutospacing="0" w:after="0" w:afterAutospacing="0" w:line="320" w:lineRule="exact"/>
+        <w:rPr>
+          <w:rFonts w:ascii="Times New Roman" w:hAnsi="Times New Roman"/>
+        </w:rPr>
+      </w:pPr>
+      <w:r>
+        <w:rPr>
+          <w:rFonts w:ascii="Times New Roman" w:hAnsi="Times New Roman"/>
+        </w:rPr>
+        <w:lastRenderedPageBreak/>
         <w:drawing>
-          <wp:anchor distT="0" distB="0" distL="114300" distR="114300" simplePos="0" relativeHeight="251660288" behindDoc="0" locked="0" layoutInCell="1" allowOverlap="1" wp14:anchorId="5E5978BC" wp14:editId="4E4E1C04">
+          <wp:anchor distT="0" distB="0" distL="114300" distR="114300" simplePos="0" relativeHeight="251664384" behindDoc="0" locked="0" layoutInCell="1" allowOverlap="1" wp14:anchorId="66ACF444" wp14:editId="417A39F6">
             <wp:simplePos x="0" y="0"/>
             <wp:positionH relativeFrom="column">
-              <wp:posOffset>1905</wp:posOffset>
+              <wp:posOffset>-232559</wp:posOffset>
             </wp:positionH>
             <wp:positionV relativeFrom="paragraph">
-              <wp:posOffset>248285</wp:posOffset>
+              <wp:posOffset>-411</wp:posOffset>
             </wp:positionV>
-            <wp:extent cx="5940425" cy="3289300"/>
-            <wp:effectExtent l="0" t="0" r="3175" b="6350"/>
+            <wp:extent cx="5940425" cy="4237990"/>
+            <wp:effectExtent l="0" t="0" r="3175" b="0"/>
             <wp:wrapTopAndBottom/>
-            <wp:docPr id="11" name="Рисунок 11"/>
+            <wp:docPr id="3" name="Рисунок 3"/>
             <wp:cNvGraphicFramePr>
               <a:graphicFrameLocks xmlns:a="http://schemas.openxmlformats.org/drawingml/2006/main" noChangeAspect="1"/>
             </wp:cNvGraphicFramePr>
@@ -19233,7 +19402,7 @@
                   <pic:spPr>
                     <a:xfrm>
                       <a:off x="0" y="0"/>
-                      <a:ext cx="5940425" cy="3289300"/>
+                      <a:ext cx="5940425" cy="4237990"/>
                     </a:xfrm>
                     <a:prstGeom prst="rect">
                       <a:avLst/>
@@ -19249,14 +19418,6 @@
     <w:p>
       <w:pPr>
         <w:spacing w:before="0" w:beforeAutospacing="0" w:after="0" w:afterAutospacing="0" w:line="320" w:lineRule="exact"/>
-        <w:rPr>
-          <w:rFonts w:ascii="Times New Roman" w:hAnsi="Times New Roman"/>
-        </w:rPr>
-      </w:pPr>
-    </w:p>
-    <w:p>
-      <w:pPr>
-        <w:spacing w:before="0" w:beforeAutospacing="0" w:after="0" w:afterAutospacing="0" w:line="320" w:lineRule="exact"/>
         <w:jc w:val="center"/>
         <w:rPr>
           <w:rFonts w:ascii="Times New Roman" w:hAnsi="Times New Roman"/>
@@ -19278,6 +19439,15 @@
     <w:p>
       <w:pPr>
         <w:spacing w:before="0" w:beforeAutospacing="0" w:after="0" w:afterAutospacing="0" w:line="320" w:lineRule="exact"/>
+        <w:rPr>
+          <w:rFonts w:ascii="Times New Roman" w:hAnsi="Times New Roman"/>
+        </w:rPr>
+      </w:pPr>
+    </w:p>
+    <w:p>
+      <w:pPr>
+        <w:spacing w:before="0" w:beforeAutospacing="0" w:after="0" w:afterAutospacing="0" w:line="320" w:lineRule="exact"/>
+        <w:jc w:val="center"/>
         <w:rPr>
           <w:rFonts w:ascii="Times New Roman" w:hAnsi="Times New Roman"/>
         </w:rPr>
@@ -19288,18 +19458,18 @@
         </w:rPr>
         <w:lastRenderedPageBreak/>
         <w:drawing>
-          <wp:anchor distT="0" distB="0" distL="114300" distR="114300" simplePos="0" relativeHeight="251661312" behindDoc="0" locked="0" layoutInCell="1" allowOverlap="1" wp14:anchorId="7308B633" wp14:editId="561BCB19">
+          <wp:anchor distT="0" distB="0" distL="114300" distR="114300" simplePos="0" relativeHeight="251665408" behindDoc="0" locked="0" layoutInCell="1" allowOverlap="1" wp14:anchorId="7B992A33" wp14:editId="0F2A752B">
             <wp:simplePos x="0" y="0"/>
             <wp:positionH relativeFrom="column">
-              <wp:posOffset>-125468</wp:posOffset>
+              <wp:posOffset>-112021</wp:posOffset>
             </wp:positionH>
             <wp:positionV relativeFrom="paragraph">
               <wp:posOffset>0</wp:posOffset>
             </wp:positionV>
-            <wp:extent cx="5940425" cy="3779520"/>
+            <wp:extent cx="5940425" cy="4654550"/>
             <wp:effectExtent l="0" t="0" r="3175" b="0"/>
             <wp:wrapTopAndBottom/>
-            <wp:docPr id="12" name="Рисунок 12"/>
+            <wp:docPr id="4" name="Рисунок 4"/>
             <wp:cNvGraphicFramePr>
               <a:graphicFrameLocks xmlns:a="http://schemas.openxmlformats.org/drawingml/2006/main" noChangeAspect="1"/>
             </wp:cNvGraphicFramePr>
@@ -19325,7 +19495,7 @@
                   <pic:spPr>
                     <a:xfrm>
                       <a:off x="0" y="0"/>
-                      <a:ext cx="5940425" cy="3779520"/>
+                      <a:ext cx="5940425" cy="4654550"/>
                     </a:xfrm>
                     <a:prstGeom prst="rect">
                       <a:avLst/>
@@ -19337,15 +19507,6 @@
           </wp:anchor>
         </w:drawing>
       </w:r>
-    </w:p>
-    <w:p>
-      <w:pPr>
-        <w:spacing w:before="0" w:beforeAutospacing="0" w:after="0" w:afterAutospacing="0" w:line="320" w:lineRule="exact"/>
-        <w:jc w:val="center"/>
-        <w:rPr>
-          <w:rFonts w:ascii="Times New Roman" w:hAnsi="Times New Roman"/>
-        </w:rPr>
-      </w:pPr>
       <w:r>
         <w:rPr>
           <w:rFonts w:ascii="Times New Roman" w:hAnsi="Times New Roman"/>
@@ -19492,6 +19653,7 @@
     <w:lsdException w:name="HTML Sample" w:semiHidden="1" w:unhideWhenUsed="1"/>
     <w:lsdException w:name="HTML Typewriter" w:semiHidden="1" w:unhideWhenUsed="1"/>
     <w:lsdException w:name="HTML Variable" w:semiHidden="1" w:unhideWhenUsed="1"/>
+    <w:lsdException w:name="Normal Table" w:semiHidden="1" w:unhideWhenUsed="1"/>
     <w:lsdException w:name="annotation subject" w:semiHidden="1" w:unhideWhenUsed="1"/>
     <w:lsdException w:name="No List" w:semiHidden="1" w:unhideWhenUsed="1"/>
     <w:lsdException w:name="Outline List 1" w:semiHidden="1" w:unhideWhenUsed="1"/>
@@ -19534,8 +19696,11 @@
     <w:lsdException w:name="Table Contemporary" w:semiHidden="1" w:unhideWhenUsed="1"/>
     <w:lsdException w:name="Table Elegant" w:semiHidden="1" w:unhideWhenUsed="1"/>
     <w:lsdException w:name="Table Professional" w:semiHidden="1" w:unhideWhenUsed="1"/>
+    <w:lsdException w:name="Table Subtle 1" w:semiHidden="1" w:unhideWhenUsed="1"/>
     <w:lsdException w:name="Table Subtle 2" w:semiHidden="1" w:unhideWhenUsed="1"/>
     <w:lsdException w:name="Table Web 1" w:semiHidden="1" w:unhideWhenUsed="1"/>
+    <w:lsdException w:name="Table Web 2" w:semiHidden="1" w:unhideWhenUsed="1"/>
+    <w:lsdException w:name="Table Web 3" w:semiHidden="1" w:unhideWhenUsed="1"/>
     <w:lsdException w:name="Balloon Text" w:semiHidden="1" w:unhideWhenUsed="1"/>
     <w:lsdException w:name="Table Grid" w:uiPriority="39"/>
     <w:lsdException w:name="Table Theme" w:semiHidden="1" w:unhideWhenUsed="1"/>

--- a/lab1/Задание 1. Шахов Скобялко.docx
+++ b/lab1/Задание 1. Шахов Скобялко.docx
@@ -18857,6 +18857,7 @@
       <w:r>
         <w:rPr>
           <w:rFonts w:ascii="Times New Roman" w:hAnsi="Times New Roman"/>
+          <w:noProof/>
         </w:rPr>
         <w:lastRenderedPageBreak/>
         <w:drawing>
@@ -19107,6 +19108,7 @@
       <w:r>
         <w:rPr>
           <w:rFonts w:ascii="Times New Roman" w:hAnsi="Times New Roman"/>
+          <w:noProof/>
         </w:rPr>
         <w:lastRenderedPageBreak/>
         <w:drawing>
@@ -19215,163 +19217,20 @@
           <w:rFonts w:ascii="Times New Roman" w:hAnsi="Times New Roman"/>
         </w:rPr>
       </w:pPr>
-    </w:p>
-    <w:p>
-      <w:pPr>
-        <w:spacing w:before="0" w:beforeAutospacing="0" w:after="0" w:afterAutospacing="0" w:line="320" w:lineRule="exact"/>
-        <w:rPr>
-          <w:rFonts w:ascii="Times New Roman" w:hAnsi="Times New Roman"/>
-        </w:rPr>
-      </w:pPr>
-    </w:p>
-    <w:p>
-      <w:pPr>
-        <w:spacing w:before="0" w:beforeAutospacing="0" w:after="0" w:afterAutospacing="0" w:line="320" w:lineRule="exact"/>
-        <w:rPr>
-          <w:rFonts w:ascii="Times New Roman" w:hAnsi="Times New Roman"/>
-        </w:rPr>
-      </w:pPr>
-    </w:p>
-    <w:p>
-      <w:pPr>
-        <w:spacing w:before="0" w:beforeAutospacing="0" w:after="0" w:afterAutospacing="0" w:line="320" w:lineRule="exact"/>
-        <w:rPr>
-          <w:rFonts w:ascii="Times New Roman" w:hAnsi="Times New Roman"/>
-        </w:rPr>
-      </w:pPr>
-    </w:p>
-    <w:p>
-      <w:pPr>
-        <w:spacing w:before="0" w:beforeAutospacing="0" w:after="0" w:afterAutospacing="0" w:line="320" w:lineRule="exact"/>
-        <w:rPr>
-          <w:rFonts w:ascii="Times New Roman" w:hAnsi="Times New Roman"/>
-        </w:rPr>
-      </w:pPr>
-    </w:p>
-    <w:p>
-      <w:pPr>
-        <w:spacing w:before="0" w:beforeAutospacing="0" w:after="0" w:afterAutospacing="0" w:line="320" w:lineRule="exact"/>
-        <w:rPr>
-          <w:rFonts w:ascii="Times New Roman" w:hAnsi="Times New Roman"/>
-        </w:rPr>
-      </w:pPr>
-    </w:p>
-    <w:p>
-      <w:pPr>
-        <w:spacing w:before="0" w:beforeAutospacing="0" w:after="0" w:afterAutospacing="0" w:line="320" w:lineRule="exact"/>
-        <w:rPr>
-          <w:rFonts w:ascii="Times New Roman" w:hAnsi="Times New Roman"/>
-        </w:rPr>
-      </w:pPr>
-    </w:p>
-    <w:p>
-      <w:pPr>
-        <w:spacing w:before="0" w:beforeAutospacing="0" w:after="0" w:afterAutospacing="0" w:line="320" w:lineRule="exact"/>
-        <w:rPr>
-          <w:rFonts w:ascii="Times New Roman" w:hAnsi="Times New Roman"/>
-        </w:rPr>
-      </w:pPr>
-    </w:p>
-    <w:p>
-      <w:pPr>
-        <w:spacing w:before="0" w:beforeAutospacing="0" w:after="0" w:afterAutospacing="0" w:line="320" w:lineRule="exact"/>
-        <w:rPr>
-          <w:rFonts w:ascii="Times New Roman" w:hAnsi="Times New Roman"/>
-        </w:rPr>
-      </w:pPr>
-    </w:p>
-    <w:p>
-      <w:pPr>
-        <w:spacing w:before="0" w:beforeAutospacing="0" w:after="0" w:afterAutospacing="0" w:line="320" w:lineRule="exact"/>
-        <w:rPr>
-          <w:rFonts w:ascii="Times New Roman" w:hAnsi="Times New Roman"/>
-        </w:rPr>
-      </w:pPr>
-    </w:p>
-    <w:p>
-      <w:pPr>
-        <w:spacing w:before="0" w:beforeAutospacing="0" w:after="0" w:afterAutospacing="0" w:line="320" w:lineRule="exact"/>
-        <w:rPr>
-          <w:rFonts w:ascii="Times New Roman" w:hAnsi="Times New Roman"/>
-        </w:rPr>
-      </w:pPr>
-    </w:p>
-    <w:p>
-      <w:pPr>
-        <w:spacing w:before="0" w:beforeAutospacing="0" w:after="0" w:afterAutospacing="0" w:line="320" w:lineRule="exact"/>
-        <w:rPr>
-          <w:rFonts w:ascii="Times New Roman" w:hAnsi="Times New Roman"/>
-        </w:rPr>
-      </w:pPr>
-    </w:p>
-    <w:p>
-      <w:pPr>
-        <w:spacing w:before="0" w:beforeAutospacing="0" w:after="0" w:afterAutospacing="0" w:line="320" w:lineRule="exact"/>
-        <w:rPr>
-          <w:rFonts w:ascii="Times New Roman" w:hAnsi="Times New Roman"/>
-        </w:rPr>
-      </w:pPr>
-    </w:p>
-    <w:p>
-      <w:pPr>
-        <w:spacing w:before="0" w:beforeAutospacing="0" w:after="0" w:afterAutospacing="0" w:line="320" w:lineRule="exact"/>
-        <w:rPr>
-          <w:rFonts w:ascii="Times New Roman" w:hAnsi="Times New Roman"/>
-        </w:rPr>
-      </w:pPr>
-    </w:p>
-    <w:p>
-      <w:pPr>
-        <w:spacing w:before="0" w:beforeAutospacing="0" w:after="0" w:afterAutospacing="0" w:line="320" w:lineRule="exact"/>
-        <w:rPr>
-          <w:rFonts w:ascii="Times New Roman" w:hAnsi="Times New Roman"/>
-        </w:rPr>
-      </w:pPr>
-    </w:p>
-    <w:p>
-      <w:pPr>
-        <w:spacing w:before="0" w:beforeAutospacing="0" w:after="0" w:afterAutospacing="0" w:line="320" w:lineRule="exact"/>
-        <w:rPr>
-          <w:rFonts w:ascii="Times New Roman" w:hAnsi="Times New Roman"/>
-        </w:rPr>
-      </w:pPr>
-    </w:p>
-    <w:p>
-      <w:pPr>
-        <w:spacing w:before="0" w:beforeAutospacing="0" w:after="0" w:afterAutospacing="0" w:line="320" w:lineRule="exact"/>
-        <w:rPr>
-          <w:rFonts w:ascii="Times New Roman" w:hAnsi="Times New Roman"/>
-        </w:rPr>
-      </w:pPr>
-    </w:p>
-    <w:p>
-      <w:pPr>
-        <w:spacing w:before="0" w:beforeAutospacing="0" w:after="0" w:afterAutospacing="0" w:line="320" w:lineRule="exact"/>
-        <w:rPr>
-          <w:rFonts w:ascii="Times New Roman" w:hAnsi="Times New Roman"/>
-        </w:rPr>
-      </w:pPr>
-    </w:p>
-    <w:p>
-      <w:pPr>
-        <w:spacing w:before="0" w:beforeAutospacing="0" w:after="0" w:afterAutospacing="0" w:line="320" w:lineRule="exact"/>
-        <w:rPr>
-          <w:rFonts w:ascii="Times New Roman" w:hAnsi="Times New Roman"/>
-        </w:rPr>
-      </w:pPr>
-      <w:r>
-        <w:rPr>
-          <w:rFonts w:ascii="Times New Roman" w:hAnsi="Times New Roman"/>
+      <w:r>
+        <w:rPr>
+          <w:rFonts w:ascii="Times New Roman" w:hAnsi="Times New Roman"/>
+          <w:noProof/>
         </w:rPr>
         <w:lastRenderedPageBreak/>
         <w:drawing>
-          <wp:anchor distT="0" distB="0" distL="114300" distR="114300" simplePos="0" relativeHeight="251664384" behindDoc="0" locked="0" layoutInCell="1" allowOverlap="1" wp14:anchorId="66ACF444" wp14:editId="417A39F6">
+          <wp:anchor distT="0" distB="0" distL="114300" distR="114300" simplePos="0" relativeHeight="251664384" behindDoc="0" locked="0" layoutInCell="1" allowOverlap="1" wp14:anchorId="66ACF444" wp14:editId="17DC257D">
             <wp:simplePos x="0" y="0"/>
             <wp:positionH relativeFrom="column">
-              <wp:posOffset>-232559</wp:posOffset>
+              <wp:posOffset>-179070</wp:posOffset>
             </wp:positionH>
             <wp:positionV relativeFrom="paragraph">
-              <wp:posOffset>-411</wp:posOffset>
+              <wp:posOffset>0</wp:posOffset>
             </wp:positionV>
             <wp:extent cx="5940425" cy="4237990"/>
             <wp:effectExtent l="0" t="0" r="3175" b="0"/>
@@ -19418,6 +19277,62 @@
     <w:p>
       <w:pPr>
         <w:spacing w:before="0" w:beforeAutospacing="0" w:after="0" w:afterAutospacing="0" w:line="320" w:lineRule="exact"/>
+        <w:rPr>
+          <w:rFonts w:ascii="Times New Roman" w:hAnsi="Times New Roman"/>
+        </w:rPr>
+      </w:pPr>
+    </w:p>
+    <w:p>
+      <w:pPr>
+        <w:spacing w:before="0" w:beforeAutospacing="0" w:after="0" w:afterAutospacing="0" w:line="320" w:lineRule="exact"/>
+        <w:rPr>
+          <w:rFonts w:ascii="Times New Roman" w:hAnsi="Times New Roman"/>
+        </w:rPr>
+      </w:pPr>
+    </w:p>
+    <w:p>
+      <w:pPr>
+        <w:spacing w:before="0" w:beforeAutospacing="0" w:after="0" w:afterAutospacing="0" w:line="320" w:lineRule="exact"/>
+        <w:rPr>
+          <w:rFonts w:ascii="Times New Roman" w:hAnsi="Times New Roman"/>
+        </w:rPr>
+      </w:pPr>
+    </w:p>
+    <w:p>
+      <w:pPr>
+        <w:spacing w:before="0" w:beforeAutospacing="0" w:after="0" w:afterAutospacing="0" w:line="320" w:lineRule="exact"/>
+        <w:rPr>
+          <w:rFonts w:ascii="Times New Roman" w:hAnsi="Times New Roman"/>
+        </w:rPr>
+      </w:pPr>
+    </w:p>
+    <w:p>
+      <w:pPr>
+        <w:spacing w:before="0" w:beforeAutospacing="0" w:after="0" w:afterAutospacing="0" w:line="320" w:lineRule="exact"/>
+        <w:rPr>
+          <w:rFonts w:ascii="Times New Roman" w:hAnsi="Times New Roman"/>
+        </w:rPr>
+      </w:pPr>
+    </w:p>
+    <w:p>
+      <w:pPr>
+        <w:spacing w:before="0" w:beforeAutospacing="0" w:after="0" w:afterAutospacing="0" w:line="320" w:lineRule="exact"/>
+        <w:rPr>
+          <w:rFonts w:ascii="Times New Roman" w:hAnsi="Times New Roman"/>
+        </w:rPr>
+      </w:pPr>
+    </w:p>
+    <w:p>
+      <w:pPr>
+        <w:spacing w:before="0" w:beforeAutospacing="0" w:after="0" w:afterAutospacing="0" w:line="320" w:lineRule="exact"/>
+        <w:rPr>
+          <w:rFonts w:ascii="Times New Roman" w:hAnsi="Times New Roman"/>
+        </w:rPr>
+      </w:pPr>
+    </w:p>
+    <w:p>
+      <w:pPr>
+        <w:spacing w:before="0" w:beforeAutospacing="0" w:after="0" w:afterAutospacing="0" w:line="320" w:lineRule="exact"/>
         <w:jc w:val="center"/>
         <w:rPr>
           <w:rFonts w:ascii="Times New Roman" w:hAnsi="Times New Roman"/>
@@ -19450,23 +19365,151 @@
         <w:jc w:val="center"/>
         <w:rPr>
           <w:rFonts w:ascii="Times New Roman" w:hAnsi="Times New Roman"/>
-        </w:rPr>
-      </w:pPr>
-      <w:r>
-        <w:rPr>
-          <w:rFonts w:ascii="Times New Roman" w:hAnsi="Times New Roman"/>
+          <w:noProof/>
+        </w:rPr>
+      </w:pPr>
+    </w:p>
+    <w:p>
+      <w:pPr>
+        <w:spacing w:before="0" w:beforeAutospacing="0" w:after="0" w:afterAutospacing="0" w:line="320" w:lineRule="exact"/>
+        <w:jc w:val="center"/>
+        <w:rPr>
+          <w:rFonts w:ascii="Times New Roman" w:hAnsi="Times New Roman"/>
+        </w:rPr>
+      </w:pPr>
+    </w:p>
+    <w:p>
+      <w:pPr>
+        <w:spacing w:before="0" w:beforeAutospacing="0" w:after="0" w:afterAutospacing="0" w:line="320" w:lineRule="exact"/>
+        <w:jc w:val="center"/>
+        <w:rPr>
+          <w:rFonts w:ascii="Times New Roman" w:hAnsi="Times New Roman"/>
+        </w:rPr>
+      </w:pPr>
+    </w:p>
+    <w:p>
+      <w:pPr>
+        <w:spacing w:before="0" w:beforeAutospacing="0" w:after="0" w:afterAutospacing="0" w:line="320" w:lineRule="exact"/>
+        <w:jc w:val="center"/>
+        <w:rPr>
+          <w:rFonts w:ascii="Times New Roman" w:hAnsi="Times New Roman"/>
+        </w:rPr>
+      </w:pPr>
+    </w:p>
+    <w:p>
+      <w:pPr>
+        <w:spacing w:before="0" w:beforeAutospacing="0" w:after="0" w:afterAutospacing="0" w:line="320" w:lineRule="exact"/>
+        <w:jc w:val="center"/>
+        <w:rPr>
+          <w:rFonts w:ascii="Times New Roman" w:hAnsi="Times New Roman"/>
+        </w:rPr>
+      </w:pPr>
+    </w:p>
+    <w:p>
+      <w:pPr>
+        <w:spacing w:before="0" w:beforeAutospacing="0" w:after="0" w:afterAutospacing="0" w:line="320" w:lineRule="exact"/>
+        <w:jc w:val="center"/>
+        <w:rPr>
+          <w:rFonts w:ascii="Times New Roman" w:hAnsi="Times New Roman"/>
+        </w:rPr>
+      </w:pPr>
+    </w:p>
+    <w:p>
+      <w:pPr>
+        <w:spacing w:before="0" w:beforeAutospacing="0" w:after="0" w:afterAutospacing="0" w:line="320" w:lineRule="exact"/>
+        <w:jc w:val="center"/>
+        <w:rPr>
+          <w:rFonts w:ascii="Times New Roman" w:hAnsi="Times New Roman"/>
+        </w:rPr>
+      </w:pPr>
+    </w:p>
+    <w:p>
+      <w:pPr>
+        <w:spacing w:before="0" w:beforeAutospacing="0" w:after="0" w:afterAutospacing="0" w:line="320" w:lineRule="exact"/>
+        <w:jc w:val="center"/>
+        <w:rPr>
+          <w:rFonts w:ascii="Times New Roman" w:hAnsi="Times New Roman"/>
+        </w:rPr>
+      </w:pPr>
+    </w:p>
+    <w:p>
+      <w:pPr>
+        <w:spacing w:before="0" w:beforeAutospacing="0" w:after="0" w:afterAutospacing="0" w:line="320" w:lineRule="exact"/>
+        <w:jc w:val="center"/>
+        <w:rPr>
+          <w:rFonts w:ascii="Times New Roman" w:hAnsi="Times New Roman"/>
+        </w:rPr>
+      </w:pPr>
+    </w:p>
+    <w:p>
+      <w:pPr>
+        <w:spacing w:before="0" w:beforeAutospacing="0" w:after="0" w:afterAutospacing="0" w:line="320" w:lineRule="exact"/>
+        <w:jc w:val="center"/>
+        <w:rPr>
+          <w:rFonts w:ascii="Times New Roman" w:hAnsi="Times New Roman"/>
+        </w:rPr>
+      </w:pPr>
+    </w:p>
+    <w:p>
+      <w:pPr>
+        <w:spacing w:before="0" w:beforeAutospacing="0" w:after="0" w:afterAutospacing="0" w:line="320" w:lineRule="exact"/>
+        <w:jc w:val="center"/>
+        <w:rPr>
+          <w:rFonts w:ascii="Times New Roman" w:hAnsi="Times New Roman"/>
+        </w:rPr>
+      </w:pPr>
+    </w:p>
+    <w:p>
+      <w:pPr>
+        <w:spacing w:before="0" w:beforeAutospacing="0" w:after="0" w:afterAutospacing="0" w:line="320" w:lineRule="exact"/>
+        <w:jc w:val="center"/>
+        <w:rPr>
+          <w:rFonts w:ascii="Times New Roman" w:hAnsi="Times New Roman"/>
+        </w:rPr>
+      </w:pPr>
+    </w:p>
+    <w:p>
+      <w:pPr>
+        <w:spacing w:before="0" w:beforeAutospacing="0" w:after="0" w:afterAutospacing="0" w:line="320" w:lineRule="exact"/>
+        <w:jc w:val="center"/>
+        <w:rPr>
+          <w:rFonts w:ascii="Times New Roman" w:hAnsi="Times New Roman"/>
+        </w:rPr>
+      </w:pPr>
+    </w:p>
+    <w:p>
+      <w:pPr>
+        <w:spacing w:before="0" w:beforeAutospacing="0" w:after="0" w:afterAutospacing="0" w:line="320" w:lineRule="exact"/>
+        <w:jc w:val="center"/>
+        <w:rPr>
+          <w:rFonts w:ascii="Times New Roman" w:hAnsi="Times New Roman"/>
+        </w:rPr>
+      </w:pPr>
+    </w:p>
+    <w:p>
+      <w:pPr>
+        <w:spacing w:before="0" w:beforeAutospacing="0" w:after="0" w:afterAutospacing="0" w:line="320" w:lineRule="exact"/>
+        <w:jc w:val="center"/>
+        <w:rPr>
+          <w:rFonts w:ascii="Times New Roman" w:hAnsi="Times New Roman"/>
+        </w:rPr>
+      </w:pPr>
+      <w:r>
+        <w:rPr>
+          <w:rFonts w:ascii="Times New Roman" w:hAnsi="Times New Roman"/>
+          <w:noProof/>
         </w:rPr>
         <w:lastRenderedPageBreak/>
         <w:drawing>
-          <wp:anchor distT="0" distB="0" distL="114300" distR="114300" simplePos="0" relativeHeight="251665408" behindDoc="0" locked="0" layoutInCell="1" allowOverlap="1" wp14:anchorId="7B992A33" wp14:editId="0F2A752B">
+          <wp:anchor distT="0" distB="0" distL="114300" distR="114300" simplePos="0" relativeHeight="251665408" behindDoc="0" locked="0" layoutInCell="1" allowOverlap="1" wp14:anchorId="7B992A33" wp14:editId="4A282421">
             <wp:simplePos x="0" y="0"/>
             <wp:positionH relativeFrom="column">
-              <wp:posOffset>-112021</wp:posOffset>
+              <wp:posOffset>-85725</wp:posOffset>
             </wp:positionH>
             <wp:positionV relativeFrom="paragraph">
-              <wp:posOffset>0</wp:posOffset>
+              <wp:posOffset>70224</wp:posOffset>
             </wp:positionV>
-            <wp:extent cx="5940425" cy="4654550"/>
+            <wp:extent cx="5940425" cy="4424045"/>
             <wp:effectExtent l="0" t="0" r="3175" b="0"/>
             <wp:wrapTopAndBottom/>
             <wp:docPr id="4" name="Рисунок 4"/>
@@ -19480,7 +19523,7 @@
                     <pic:cNvPr id="1" name=""/>
                     <pic:cNvPicPr/>
                   </pic:nvPicPr>
-                  <pic:blipFill>
+                  <pic:blipFill rotWithShape="1">
                     <a:blip r:embed="rId7">
                       <a:extLst>
                         <a:ext uri="{28A0092B-C50C-407E-A947-70E740481C1C}">
@@ -19488,25 +19531,53 @@
                         </a:ext>
                       </a:extLst>
                     </a:blip>
-                    <a:stretch>
-                      <a:fillRect/>
-                    </a:stretch>
+                    <a:srcRect b="4952"/>
+                    <a:stretch/>
                   </pic:blipFill>
-                  <pic:spPr>
+                  <pic:spPr bwMode="auto">
                     <a:xfrm>
                       <a:off x="0" y="0"/>
-                      <a:ext cx="5940425" cy="4654550"/>
+                      <a:ext cx="5940425" cy="4424045"/>
                     </a:xfrm>
                     <a:prstGeom prst="rect">
                       <a:avLst/>
                     </a:prstGeom>
+                    <a:ln>
+                      <a:noFill/>
+                    </a:ln>
+                    <a:extLst>
+                      <a:ext uri="{53640926-AAD7-44D8-BBD7-CCE9431645EC}">
+                        <a14:shadowObscured xmlns:a14="http://schemas.microsoft.com/office/drawing/2010/main"/>
+                      </a:ext>
+                    </a:extLst>
                   </pic:spPr>
                 </pic:pic>
               </a:graphicData>
             </a:graphic>
+            <wp14:sizeRelV relativeFrom="margin">
+              <wp14:pctHeight>0</wp14:pctHeight>
+            </wp14:sizeRelV>
           </wp:anchor>
         </w:drawing>
       </w:r>
+    </w:p>
+    <w:p>
+      <w:pPr>
+        <w:spacing w:before="0" w:beforeAutospacing="0" w:after="0" w:afterAutospacing="0" w:line="320" w:lineRule="exact"/>
+        <w:jc w:val="center"/>
+        <w:rPr>
+          <w:rFonts w:ascii="Times New Roman" w:hAnsi="Times New Roman"/>
+        </w:rPr>
+      </w:pPr>
+    </w:p>
+    <w:p>
+      <w:pPr>
+        <w:spacing w:before="0" w:beforeAutospacing="0" w:after="0" w:afterAutospacing="0" w:line="320" w:lineRule="exact"/>
+        <w:jc w:val="center"/>
+        <w:rPr>
+          <w:rFonts w:ascii="Times New Roman" w:hAnsi="Times New Roman"/>
+        </w:rPr>
+      </w:pPr>
       <w:r>
         <w:rPr>
           <w:rFonts w:ascii="Times New Roman" w:hAnsi="Times New Roman"/>

--- a/lab1/Задание 1. Шахов Скобялко.docx
+++ b/lab1/Задание 1. Шахов Скобялко.docx
@@ -3768,7 +3768,6 @@
         <w:spacing w:before="0" w:beforeAutospacing="0" w:after="0" w:afterAutospacing="0" w:line="320" w:lineRule="exact"/>
         <w:rPr>
           <w:rFonts w:ascii="Times New Roman" w:hAnsi="Times New Roman"/>
-          <w:lang w:val="en-US"/>
         </w:rPr>
       </w:pPr>
       <w:r>
@@ -3781,7 +3780,6 @@
       <w:r>
         <w:rPr>
           <w:rFonts w:ascii="Times New Roman" w:hAnsi="Times New Roman"/>
-          <w:lang w:val="en-US"/>
         </w:rPr>
         <w:t xml:space="preserve"> "</w:t>
       </w:r>
@@ -3794,7 +3792,6 @@
       <w:r>
         <w:rPr>
           <w:rFonts w:ascii="Times New Roman" w:hAnsi="Times New Roman"/>
-          <w:lang w:val="en-US"/>
         </w:rPr>
         <w:t xml:space="preserve"> </w:t>
       </w:r>
@@ -3807,7 +3804,6 @@
       <w:r>
         <w:rPr>
           <w:rFonts w:ascii="Times New Roman" w:hAnsi="Times New Roman"/>
-          <w:lang w:val="en-US"/>
         </w:rPr>
         <w:t>: $</w:t>
       </w:r>
@@ -3821,7 +3817,6 @@
       <w:r>
         <w:rPr>
           <w:rFonts w:ascii="Times New Roman" w:hAnsi="Times New Roman"/>
-          <w:lang w:val="en-US"/>
         </w:rPr>
         <w:t>_</w:t>
       </w:r>
@@ -3835,7 +3830,6 @@
       <w:r>
         <w:rPr>
           <w:rFonts w:ascii="Times New Roman" w:hAnsi="Times New Roman"/>
-          <w:lang w:val="en-US"/>
         </w:rPr>
         <w:t>\</w:t>
       </w:r>
@@ -3849,7 +3843,6 @@
       <w:r>
         <w:rPr>
           <w:rFonts w:ascii="Times New Roman" w:hAnsi="Times New Roman"/>
-          <w:lang w:val="en-US"/>
         </w:rPr>
         <w:t>";</w:t>
       </w:r>
@@ -3859,22 +3852,20 @@
         <w:spacing w:before="0" w:beforeAutospacing="0" w:after="0" w:afterAutospacing="0" w:line="320" w:lineRule="exact"/>
         <w:rPr>
           <w:rFonts w:ascii="Times New Roman" w:hAnsi="Times New Roman"/>
-          <w:lang w:val="en-US"/>
-        </w:rPr>
-      </w:pPr>
-    </w:p>
-    <w:p>
-      <w:pPr>
-        <w:spacing w:before="0" w:beforeAutospacing="0" w:after="0" w:afterAutospacing="0" w:line="320" w:lineRule="exact"/>
-        <w:rPr>
-          <w:rFonts w:ascii="Times New Roman" w:hAnsi="Times New Roman"/>
-          <w:lang w:val="en-US"/>
-        </w:rPr>
-      </w:pPr>
-      <w:r>
-        <w:rPr>
-          <w:rFonts w:ascii="Times New Roman" w:hAnsi="Times New Roman"/>
-          <w:lang w:val="en-US"/>
+        </w:rPr>
+      </w:pPr>
+    </w:p>
+    <w:p>
+      <w:pPr>
+        <w:spacing w:before="0" w:beforeAutospacing="0" w:after="0" w:afterAutospacing="0" w:line="320" w:lineRule="exact"/>
+        <w:rPr>
+          <w:rFonts w:ascii="Times New Roman" w:hAnsi="Times New Roman"/>
+          <w:lang w:val="en-US"/>
+        </w:rPr>
+      </w:pPr>
+      <w:r>
+        <w:rPr>
+          <w:rFonts w:ascii="Times New Roman" w:hAnsi="Times New Roman"/>
         </w:rPr>
         <w:t xml:space="preserve">    </w:t>
       </w:r>
@@ -11010,8 +11001,17 @@
               <w:rPr>
                 <w:rFonts w:ascii="Times New Roman" w:hAnsi="Times New Roman"/>
                 <w:color w:val="000000"/>
-              </w:rPr>
-            </w:pPr>
+                <w:lang w:val="en-US"/>
+              </w:rPr>
+            </w:pPr>
+            <w:r>
+              <w:rPr>
+                <w:rFonts w:ascii="Times New Roman" w:hAnsi="Times New Roman"/>
+                <w:color w:val="000000"/>
+                <w:lang w:val="en-US"/>
+              </w:rPr>
+              <w:t>46</w:t>
+            </w:r>
           </w:p>
         </w:tc>
         <w:tc>
@@ -11031,8 +11031,17 @@
               <w:rPr>
                 <w:rFonts w:ascii="Times New Roman" w:hAnsi="Times New Roman"/>
                 <w:color w:val="000000"/>
-              </w:rPr>
-            </w:pPr>
+                <w:lang w:val="en-US"/>
+              </w:rPr>
+            </w:pPr>
+            <w:r>
+              <w:rPr>
+                <w:rFonts w:ascii="Times New Roman" w:hAnsi="Times New Roman"/>
+                <w:color w:val="000000"/>
+                <w:lang w:val="en-US"/>
+              </w:rPr>
+              <w:t>||</w:t>
+            </w:r>
           </w:p>
         </w:tc>
         <w:tc>
@@ -11052,8 +11061,17 @@
               <w:rPr>
                 <w:rFonts w:ascii="Times New Roman" w:hAnsi="Times New Roman"/>
                 <w:color w:val="000000"/>
-              </w:rPr>
-            </w:pPr>
+                <w:lang w:val="en-US"/>
+              </w:rPr>
+            </w:pPr>
+            <w:r>
+              <w:rPr>
+                <w:rFonts w:ascii="Times New Roman" w:hAnsi="Times New Roman"/>
+                <w:color w:val="000000"/>
+                <w:lang w:val="en-US"/>
+              </w:rPr>
+              <w:t>1</w:t>
+            </w:r>
           </w:p>
         </w:tc>
         <w:tc>
@@ -16896,81 +16914,65 @@
                 <w:color w:val="000000"/>
                 <w:lang w:val="en-US"/>
               </w:rPr>
-              <w:t>4</w:t>
-            </w:r>
-            <w:r>
+              <w:t>46</w:t>
+            </w:r>
+          </w:p>
+        </w:tc>
+        <w:tc>
+          <w:tcPr>
+            <w:tcW w:w="0" w:type="auto"/>
+            <w:tcBorders>
+              <w:top w:val="outset" w:sz="6" w:space="0" w:color="auto"/>
+              <w:left w:val="outset" w:sz="6" w:space="0" w:color="auto"/>
+              <w:bottom w:val="outset" w:sz="6" w:space="0" w:color="auto"/>
+              <w:right w:val="outset" w:sz="6" w:space="0" w:color="auto"/>
+            </w:tcBorders>
+            <w:vAlign w:val="center"/>
+          </w:tcPr>
+          <w:p>
+            <w:pPr>
+              <w:jc w:val="center"/>
+              <w:rPr>
+                <w:rFonts w:ascii="Times New Roman" w:hAnsi="Times New Roman"/>
+                <w:color w:val="000000"/>
+              </w:rPr>
+            </w:pPr>
+          </w:p>
+        </w:tc>
+        <w:tc>
+          <w:tcPr>
+            <w:tcW w:w="0" w:type="auto"/>
+            <w:tcBorders>
+              <w:top w:val="outset" w:sz="6" w:space="0" w:color="auto"/>
+              <w:left w:val="outset" w:sz="6" w:space="0" w:color="auto"/>
+              <w:bottom w:val="outset" w:sz="6" w:space="0" w:color="auto"/>
+              <w:right w:val="outset" w:sz="6" w:space="0" w:color="auto"/>
+            </w:tcBorders>
+            <w:vAlign w:val="center"/>
+          </w:tcPr>
+          <w:p>
+            <w:pPr>
+              <w:jc w:val="center"/>
               <w:rPr>
                 <w:rFonts w:ascii="Times New Roman" w:hAnsi="Times New Roman"/>
                 <w:color w:val="000000"/>
                 <w:lang w:val="en-US"/>
               </w:rPr>
-              <w:t>6</w:t>
-            </w:r>
-          </w:p>
-        </w:tc>
-        <w:tc>
-          <w:tcPr>
-            <w:tcW w:w="0" w:type="auto"/>
-            <w:tcBorders>
-              <w:top w:val="outset" w:sz="6" w:space="0" w:color="auto"/>
-              <w:left w:val="outset" w:sz="6" w:space="0" w:color="auto"/>
-              <w:bottom w:val="outset" w:sz="6" w:space="0" w:color="auto"/>
-              <w:right w:val="outset" w:sz="6" w:space="0" w:color="auto"/>
-            </w:tcBorders>
-            <w:vAlign w:val="center"/>
-          </w:tcPr>
-          <w:p>
-            <w:pPr>
-              <w:jc w:val="center"/>
-              <w:rPr>
-                <w:rFonts w:ascii="Times New Roman" w:hAnsi="Times New Roman"/>
-                <w:color w:val="000000"/>
-              </w:rPr>
-            </w:pPr>
-          </w:p>
-        </w:tc>
-        <w:tc>
-          <w:tcPr>
-            <w:tcW w:w="0" w:type="auto"/>
-            <w:tcBorders>
-              <w:top w:val="outset" w:sz="6" w:space="0" w:color="auto"/>
-              <w:left w:val="outset" w:sz="6" w:space="0" w:color="auto"/>
-              <w:bottom w:val="outset" w:sz="6" w:space="0" w:color="auto"/>
-              <w:right w:val="outset" w:sz="6" w:space="0" w:color="auto"/>
-            </w:tcBorders>
-            <w:vAlign w:val="center"/>
-          </w:tcPr>
-          <w:p>
-            <w:pPr>
-              <w:jc w:val="center"/>
+            </w:pPr>
+            <w:r>
+              <w:rPr>
+                <w:rFonts w:ascii="Times New Roman" w:hAnsi="Times New Roman"/>
+                <w:color w:val="000000"/>
+              </w:rPr>
+              <w:t xml:space="preserve">N1 = </w:t>
+            </w:r>
+            <w:r>
               <w:rPr>
                 <w:rFonts w:ascii="Times New Roman" w:hAnsi="Times New Roman"/>
                 <w:color w:val="000000"/>
                 <w:lang w:val="en-US"/>
               </w:rPr>
-            </w:pPr>
-            <w:r>
-              <w:rPr>
-                <w:rFonts w:ascii="Times New Roman" w:hAnsi="Times New Roman"/>
-                <w:color w:val="000000"/>
-              </w:rPr>
-              <w:t xml:space="preserve">N1 = </w:t>
-            </w:r>
-            <w:r>
-              <w:rPr>
-                <w:rFonts w:ascii="Times New Roman" w:hAnsi="Times New Roman"/>
-                <w:color w:val="000000"/>
-                <w:lang w:val="en-US"/>
-              </w:rPr>
-              <w:t>3</w:t>
-            </w:r>
-            <w:r>
-              <w:rPr>
-                <w:rFonts w:ascii="Times New Roman" w:hAnsi="Times New Roman"/>
-                <w:color w:val="000000"/>
-                <w:lang w:val="en-US"/>
-              </w:rPr>
-              <w:t>82</w:t>
+              <w:t>382</w:t>
             </w:r>
           </w:p>
         </w:tc>
